--- a/homework/hw4/613410047 楊憲閔 影像處理HW4.docx
+++ b/homework/hw4/613410047 楊憲閔 影像處理HW4.docx
@@ -284,8 +284,18 @@
                                 <w:sz w:val="28"/>
                                 <w:szCs w:val="28"/>
                               </w:rPr>
-                              <w:t>學　　生：楊憲閔</w:t>
+                              <w:t>學　　生：楊憲</w:t>
                             </w:r>
+                            <w:proofErr w:type="gramStart"/>
+                            <w:r>
+                              <w:rPr>
+                                <w:rFonts w:ascii="標楷體" w:eastAsia="標楷體" w:hAnsi="標楷體" w:cstheme="minorHAnsi" w:hint="eastAsia"/>
+                                <w:sz w:val="28"/>
+                                <w:szCs w:val="28"/>
+                              </w:rPr>
+                              <w:t>閔</w:t>
+                            </w:r>
+                            <w:proofErr w:type="gramEnd"/>
                           </w:p>
                           <w:p>
                             <w:pPr>
@@ -489,7 +499,7 @@
                                 <w:sz w:val="28"/>
                                 <w:szCs w:val="28"/>
                               </w:rPr>
-                              <w:t>2</w:t>
+                              <w:t>4</w:t>
                             </w:r>
                           </w:p>
                         </w:txbxContent>
@@ -555,8 +565,18 @@
                           <w:sz w:val="28"/>
                           <w:szCs w:val="28"/>
                         </w:rPr>
-                        <w:t>學　　生：楊憲閔</w:t>
+                        <w:t>學　　生：楊憲</w:t>
                       </w:r>
+                      <w:proofErr w:type="gramStart"/>
+                      <w:r>
+                        <w:rPr>
+                          <w:rFonts w:ascii="標楷體" w:eastAsia="標楷體" w:hAnsi="標楷體" w:cstheme="minorHAnsi" w:hint="eastAsia"/>
+                          <w:sz w:val="28"/>
+                          <w:szCs w:val="28"/>
+                        </w:rPr>
+                        <w:t>閔</w:t>
+                      </w:r>
+                      <w:proofErr w:type="gramEnd"/>
                     </w:p>
                     <w:p>
                       <w:pPr>
@@ -760,7 +780,7 @@
                           <w:sz w:val="28"/>
                           <w:szCs w:val="28"/>
                         </w:rPr>
-                        <w:t>2</w:t>
+                        <w:t>4</w:t>
                       </w:r>
                     </w:p>
                   </w:txbxContent>
@@ -1302,11 +1322,13 @@
         <w:jc w:val="center"/>
       </w:pPr>
       <w:bookmarkStart w:id="1" w:name="_Toc181092894"/>
+      <w:proofErr w:type="gramStart"/>
       <w:r>
         <w:lastRenderedPageBreak/>
         <w:t>Technical  description</w:t>
       </w:r>
       <w:bookmarkEnd w:id="1"/>
+      <w:proofErr w:type="gramEnd"/>
     </w:p>
     <w:p>
       <w:pPr>
@@ -2537,6 +2559,7 @@
       <w:r>
         <w:rPr>
           <w:rFonts w:ascii="標楷體" w:eastAsia="標楷體" w:hAnsi="標楷體"/>
+          <w:noProof/>
           <w:sz w:val="28"/>
           <w:szCs w:val="24"/>
         </w:rPr>
@@ -2601,15 +2624,7 @@
           <w:sz w:val="28"/>
           <w:szCs w:val="28"/>
         </w:rPr>
-        <w:t xml:space="preserve"> </w:t>
-      </w:r>
-      <w:r>
-        <w:rPr>
-          <w:rFonts w:ascii="標楷體" w:eastAsia="標楷體" w:hAnsi="標楷體" w:cstheme="minorHAnsi" w:hint="eastAsia"/>
-          <w:sz w:val="28"/>
-          <w:szCs w:val="28"/>
-        </w:rPr>
-        <w:t>左圖</w:t>
+        <w:t xml:space="preserve"> 左圖</w:t>
       </w:r>
       <w:r>
         <w:rPr>
@@ -2762,15 +2777,7 @@
           <w:szCs w:val="28"/>
         </w:rPr>
         <w:lastRenderedPageBreak/>
-        <w:t>透過上面的遮罩計算完後，</w:t>
-      </w:r>
-      <w:r>
-        <w:rPr>
-          <w:rFonts w:ascii="標楷體" w:eastAsia="標楷體" w:hAnsi="標楷體" w:cstheme="minorHAnsi" w:hint="eastAsia"/>
-          <w:sz w:val="28"/>
-          <w:szCs w:val="28"/>
-        </w:rPr>
-        <w:t>最後將兩者取絕對值相加，可得最後邊緣偵測的結果</w:t>
+        <w:t>透過上面的遮罩計算完後，最後將兩者取絕對值相加，可得最後邊緣偵測的結果</w:t>
       </w:r>
       <m:oMath>
         <m:r>
@@ -2961,7 +2968,7 @@
       <w:pPr>
         <w:ind w:left="480" w:firstLine="480"/>
         <w:rPr>
-          <w:rFonts w:ascii="標楷體" w:eastAsia="標楷體" w:hAnsi="標楷體" w:cstheme="minorHAnsi" w:hint="eastAsia"/>
+          <w:rFonts w:ascii="標楷體" w:eastAsia="標楷體" w:hAnsi="標楷體" w:cstheme="minorHAnsi"/>
           <w:sz w:val="28"/>
           <w:szCs w:val="28"/>
         </w:rPr>
@@ -2980,14 +2987,15 @@
         <w:ind w:left="480" w:firstLine="480"/>
         <w:jc w:val="center"/>
         <w:rPr>
-          <w:rFonts w:ascii="標楷體" w:eastAsia="標楷體" w:hAnsi="標楷體" w:cstheme="minorHAnsi" w:hint="eastAsia"/>
-          <w:sz w:val="28"/>
-          <w:szCs w:val="28"/>
-        </w:rPr>
-      </w:pPr>
-      <w:r>
-        <w:rPr>
-          <w:rFonts w:ascii="標楷體" w:eastAsia="標楷體" w:hAnsi="標楷體" w:cstheme="minorHAnsi"/>
+          <w:rFonts w:ascii="標楷體" w:eastAsia="標楷體" w:hAnsi="標楷體" w:cstheme="minorHAnsi"/>
+          <w:sz w:val="28"/>
+          <w:szCs w:val="28"/>
+        </w:rPr>
+      </w:pPr>
+      <w:r>
+        <w:rPr>
+          <w:rFonts w:ascii="標楷體" w:eastAsia="標楷體" w:hAnsi="標楷體" w:cstheme="minorHAnsi"/>
+          <w:noProof/>
           <w:sz w:val="28"/>
           <w:szCs w:val="28"/>
         </w:rPr>
@@ -3058,7 +3066,7 @@
       <w:pPr>
         <w:jc w:val="center"/>
         <w:rPr>
-          <w:rFonts w:ascii="標楷體" w:eastAsia="標楷體" w:hAnsi="標楷體" w:cstheme="minorHAnsi" w:hint="eastAsia"/>
+          <w:rFonts w:ascii="標楷體" w:eastAsia="標楷體" w:hAnsi="標楷體" w:cstheme="minorHAnsi"/>
           <w:sz w:val="28"/>
           <w:szCs w:val="28"/>
         </w:rPr>
@@ -3069,23 +3077,7 @@
           <w:sz w:val="28"/>
           <w:szCs w:val="24"/>
         </w:rPr>
-        <w:t>圖(</w:t>
-      </w:r>
-      <w:r>
-        <w:rPr>
-          <w:rFonts w:ascii="標楷體" w:eastAsia="標楷體" w:hAnsi="標楷體" w:hint="eastAsia"/>
-          <w:sz w:val="28"/>
-          <w:szCs w:val="24"/>
-        </w:rPr>
-        <w:t>2</w:t>
-      </w:r>
-      <w:r>
-        <w:rPr>
-          <w:rFonts w:ascii="標楷體" w:eastAsia="標楷體" w:hAnsi="標楷體" w:hint="eastAsia"/>
-          <w:sz w:val="28"/>
-          <w:szCs w:val="24"/>
-        </w:rPr>
-        <w:t>)</w:t>
+        <w:t>圖(2)</w:t>
       </w:r>
       <w:r>
         <w:rPr>
@@ -3350,7 +3342,7 @@
     <w:p>
       <w:pPr>
         <w:rPr>
-          <w:rFonts w:ascii="標楷體" w:eastAsia="標楷體" w:hAnsi="標楷體" w:hint="eastAsia"/>
+          <w:rFonts w:ascii="標楷體" w:eastAsia="標楷體" w:hAnsi="標楷體"/>
         </w:rPr>
       </w:pPr>
     </w:p>
@@ -3452,17 +3444,28 @@
         </w:rPr>
         <w:t xml:space="preserve">    </w:t>
       </w:r>
+      <w:proofErr w:type="gramStart"/>
       <w:r>
         <w:rPr>
           <w:rFonts w:ascii="標楷體" w:eastAsia="標楷體" w:hAnsi="標楷體" w:hint="eastAsia"/>
           <w:sz w:val="28"/>
           <w:szCs w:val="24"/>
         </w:rPr>
-        <w:t>運用於濾除雜訊，原因就是降低了細節層次以達到去雜訊</w:t>
+        <w:t>運用於濾除</w:t>
+      </w:r>
+      <w:proofErr w:type="gramEnd"/>
+      <w:r>
+        <w:rPr>
+          <w:rFonts w:ascii="標楷體" w:eastAsia="標楷體" w:hAnsi="標楷體" w:hint="eastAsia"/>
+          <w:sz w:val="28"/>
+          <w:szCs w:val="24"/>
+        </w:rPr>
+        <w:t>雜訊，原因就是降低了細節層次以達到去雜訊</w:t>
       </w:r>
       <w:r>
         <w:rPr>
           <w:rFonts w:ascii="標楷體" w:eastAsia="標楷體" w:hAnsi="標楷體"/>
+          <w:noProof/>
           <w:sz w:val="28"/>
           <w:szCs w:val="24"/>
         </w:rPr>
@@ -3536,6 +3539,7 @@
       <w:r>
         <w:rPr>
           <w:rFonts w:ascii="標楷體" w:eastAsia="標楷體" w:hAnsi="標楷體"/>
+          <w:noProof/>
           <w:sz w:val="28"/>
           <w:szCs w:val="24"/>
         </w:rPr>
@@ -3584,6 +3588,7 @@
       <w:r>
         <w:rPr>
           <w:rFonts w:ascii="標楷體" w:eastAsia="標楷體" w:hAnsi="標楷體"/>
+          <w:noProof/>
           <w:sz w:val="28"/>
           <w:szCs w:val="24"/>
         </w:rPr>
@@ -3630,7 +3635,7 @@
         <w:ind w:leftChars="0" w:left="1680"/>
         <w:jc w:val="center"/>
         <w:rPr>
-          <w:rFonts w:ascii="標楷體" w:eastAsia="標楷體" w:hAnsi="標楷體" w:hint="eastAsia"/>
+          <w:rFonts w:ascii="標楷體" w:eastAsia="標楷體" w:hAnsi="標楷體"/>
           <w:sz w:val="28"/>
           <w:szCs w:val="24"/>
         </w:rPr>
@@ -3771,7 +3776,25 @@
           <w:sz w:val="28"/>
           <w:szCs w:val="24"/>
         </w:rPr>
-        <w:t>之角度與方向，以濾出邊緣的強度與方向</w:t>
+        <w:t>之角度與方向，</w:t>
+      </w:r>
+      <w:proofErr w:type="gramStart"/>
+      <w:r>
+        <w:rPr>
+          <w:rFonts w:ascii="標楷體" w:eastAsia="標楷體" w:hAnsi="標楷體" w:hint="eastAsia"/>
+          <w:sz w:val="28"/>
+          <w:szCs w:val="24"/>
+        </w:rPr>
+        <w:t>以濾出</w:t>
+      </w:r>
+      <w:proofErr w:type="gramEnd"/>
+      <w:r>
+        <w:rPr>
+          <w:rFonts w:ascii="標楷體" w:eastAsia="標楷體" w:hAnsi="標楷體" w:hint="eastAsia"/>
+          <w:sz w:val="28"/>
+          <w:szCs w:val="24"/>
+        </w:rPr>
+        <w:t>邊緣的強度與方向</w:t>
       </w:r>
     </w:p>
     <w:p>
@@ -3788,6 +3811,7 @@
       <w:r>
         <w:rPr>
           <w:rFonts w:ascii="標楷體" w:eastAsia="標楷體" w:hAnsi="標楷體"/>
+          <w:noProof/>
           <w:sz w:val="28"/>
           <w:szCs w:val="24"/>
         </w:rPr>
@@ -3834,18 +3858,27 @@
         <w:ind w:leftChars="0" w:left="1680"/>
         <w:jc w:val="center"/>
         <w:rPr>
+          <w:rFonts w:ascii="標楷體" w:eastAsia="標楷體" w:hAnsi="標楷體"/>
+          <w:sz w:val="28"/>
+          <w:szCs w:val="24"/>
+        </w:rPr>
+      </w:pPr>
+      <w:r>
+        <w:rPr>
           <w:rFonts w:ascii="標楷體" w:eastAsia="標楷體" w:hAnsi="標楷體" w:hint="eastAsia"/>
           <w:sz w:val="28"/>
           <w:szCs w:val="24"/>
         </w:rPr>
-      </w:pPr>
+        <w:t>圖(5) 此步驟所使用的公式，</w:t>
+      </w:r>
+      <w:proofErr w:type="spellStart"/>
       <w:r>
         <w:rPr>
           <w:rFonts w:ascii="標楷體" w:eastAsia="標楷體" w:hAnsi="標楷體" w:hint="eastAsia"/>
           <w:sz w:val="28"/>
           <w:szCs w:val="24"/>
         </w:rPr>
-        <w:t>圖(5) 此步驟所使用的公式，S</w:t>
+        <w:t>S</w:t>
       </w:r>
       <w:r>
         <w:rPr>
@@ -3855,6 +3888,7 @@
         </w:rPr>
         <w:t>x</w:t>
       </w:r>
+      <w:proofErr w:type="spellEnd"/>
       <w:r>
         <w:rPr>
           <w:rFonts w:ascii="標楷體" w:eastAsia="標楷體" w:hAnsi="標楷體" w:hint="eastAsia"/>
@@ -4071,7 +4105,51 @@
           <w:sz w:val="28"/>
           <w:szCs w:val="28"/>
         </w:rPr>
-        <w:t>已經確定此梯度方向為45度，就逐步尋找矩陣內，45度方向強度最大的點，其餘45度方向的點皆歸0</w:t>
+        <w:t>已經</w:t>
+      </w:r>
+      <w:proofErr w:type="gramStart"/>
+      <w:r>
+        <w:rPr>
+          <w:rFonts w:ascii="標楷體" w:eastAsia="標楷體" w:hAnsi="標楷體"/>
+          <w:color w:val="242424"/>
+          <w:spacing w:val="-1"/>
+          <w:sz w:val="28"/>
+          <w:szCs w:val="28"/>
+        </w:rPr>
+        <w:t>確定此梯度</w:t>
+      </w:r>
+      <w:proofErr w:type="gramEnd"/>
+      <w:r>
+        <w:rPr>
+          <w:rFonts w:ascii="標楷體" w:eastAsia="標楷體" w:hAnsi="標楷體"/>
+          <w:color w:val="242424"/>
+          <w:spacing w:val="-1"/>
+          <w:sz w:val="28"/>
+          <w:szCs w:val="28"/>
+        </w:rPr>
+        <w:t>方向為45度，就逐步尋找矩陣內，45度方向強度最大的點，其餘45度方向的</w:t>
+      </w:r>
+      <w:proofErr w:type="gramStart"/>
+      <w:r>
+        <w:rPr>
+          <w:rFonts w:ascii="標楷體" w:eastAsia="標楷體" w:hAnsi="標楷體"/>
+          <w:color w:val="242424"/>
+          <w:spacing w:val="-1"/>
+          <w:sz w:val="28"/>
+          <w:szCs w:val="28"/>
+        </w:rPr>
+        <w:t>點皆歸</w:t>
+      </w:r>
+      <w:proofErr w:type="gramEnd"/>
+      <w:r>
+        <w:rPr>
+          <w:rFonts w:ascii="標楷體" w:eastAsia="標楷體" w:hAnsi="標楷體"/>
+          <w:color w:val="242424"/>
+          <w:spacing w:val="-1"/>
+          <w:sz w:val="28"/>
+          <w:szCs w:val="28"/>
+        </w:rPr>
+        <w:t>0</w:t>
       </w:r>
       <w:r>
         <w:rPr>
@@ -4102,6 +4180,7 @@
       <w:r>
         <w:rPr>
           <w:rFonts w:ascii="標楷體" w:eastAsia="標楷體" w:hAnsi="標楷體"/>
+          <w:noProof/>
           <w:color w:val="242424"/>
           <w:spacing w:val="-1"/>
           <w:sz w:val="28"/>
@@ -4152,7 +4231,7 @@
         <w:ind w:leftChars="700" w:left="1680"/>
         <w:jc w:val="center"/>
         <w:rPr>
-          <w:rFonts w:ascii="標楷體" w:eastAsia="標楷體" w:hAnsi="標楷體" w:hint="eastAsia"/>
+          <w:rFonts w:ascii="標楷體" w:eastAsia="標楷體" w:hAnsi="標楷體"/>
           <w:color w:val="242424"/>
           <w:spacing w:val="-1"/>
           <w:sz w:val="28"/>
@@ -4221,7 +4300,7 @@
         <w:ind w:leftChars="700" w:left="1680"/>
         <w:jc w:val="center"/>
         <w:rPr>
-          <w:rFonts w:ascii="標楷體" w:eastAsia="標楷體" w:hAnsi="標楷體" w:hint="eastAsia"/>
+          <w:rFonts w:ascii="標楷體" w:eastAsia="標楷體" w:hAnsi="標楷體"/>
           <w:color w:val="242424"/>
           <w:spacing w:val="-1"/>
           <w:sz w:val="28"/>
@@ -4248,7 +4327,7 @@
         </w:numPr>
         <w:ind w:leftChars="0"/>
         <w:rPr>
-          <w:rFonts w:ascii="標楷體" w:eastAsia="標楷體" w:hAnsi="標楷體" w:hint="eastAsia"/>
+          <w:rFonts w:ascii="標楷體" w:eastAsia="標楷體" w:hAnsi="標楷體"/>
           <w:sz w:val="28"/>
           <w:szCs w:val="24"/>
         </w:rPr>
@@ -4303,7 +4382,29 @@
           <w:sz w:val="28"/>
           <w:szCs w:val="28"/>
         </w:rPr>
-        <w:t>透過Connect Weak Edge將線連起來，設定高界線與低界線，依循這樣的機制，找出邊緣。</w:t>
+        <w:t>透過Connect Weak Edge</w:t>
+      </w:r>
+      <w:proofErr w:type="gramStart"/>
+      <w:r>
+        <w:rPr>
+          <w:rFonts w:ascii="標楷體" w:eastAsia="標楷體" w:hAnsi="標楷體"/>
+          <w:color w:val="242424"/>
+          <w:spacing w:val="-1"/>
+          <w:sz w:val="28"/>
+          <w:szCs w:val="28"/>
+        </w:rPr>
+        <w:t>將線連</w:t>
+      </w:r>
+      <w:proofErr w:type="gramEnd"/>
+      <w:r>
+        <w:rPr>
+          <w:rFonts w:ascii="標楷體" w:eastAsia="標楷體" w:hAnsi="標楷體"/>
+          <w:color w:val="242424"/>
+          <w:spacing w:val="-1"/>
+          <w:sz w:val="28"/>
+          <w:szCs w:val="28"/>
+        </w:rPr>
+        <w:t>起來，設定高界線與低界線，依循這樣的機制，找出邊緣。</w:t>
       </w:r>
     </w:p>
     <w:p>
@@ -4451,7 +4552,7 @@
         <w:ind w:left="1680"/>
         <w:jc w:val="center"/>
         <w:rPr>
-          <w:rFonts w:ascii="標楷體" w:eastAsia="標楷體" w:hAnsi="標楷體" w:hint="eastAsia"/>
+          <w:rFonts w:ascii="標楷體" w:eastAsia="標楷體" w:hAnsi="標楷體"/>
           <w:sz w:val="28"/>
           <w:szCs w:val="24"/>
         </w:rPr>
@@ -4495,11 +4596,13 @@
         <w:jc w:val="center"/>
       </w:pPr>
       <w:bookmarkStart w:id="2" w:name="_Toc181092895"/>
+      <w:proofErr w:type="gramStart"/>
       <w:r>
         <w:lastRenderedPageBreak/>
         <w:t>Experimental  results</w:t>
       </w:r>
       <w:bookmarkEnd w:id="2"/>
+      <w:proofErr w:type="gramEnd"/>
     </w:p>
     <w:p>
       <w:pPr>
@@ -4770,7 +4873,25 @@
           <w:sz w:val="28"/>
           <w:szCs w:val="28"/>
         </w:rPr>
-        <w:t>，點右鍵按在終端中開啟，輸入p</w:t>
+        <w:t>，</w:t>
+      </w:r>
+      <w:proofErr w:type="gramStart"/>
+      <w:r>
+        <w:rPr>
+          <w:rFonts w:ascii="標楷體" w:eastAsia="標楷體" w:hAnsi="標楷體" w:cstheme="minorHAnsi" w:hint="eastAsia"/>
+          <w:sz w:val="28"/>
+          <w:szCs w:val="28"/>
+        </w:rPr>
+        <w:t>點右鍵</w:t>
+      </w:r>
+      <w:proofErr w:type="gramEnd"/>
+      <w:r>
+        <w:rPr>
+          <w:rFonts w:ascii="標楷體" w:eastAsia="標楷體" w:hAnsi="標楷體" w:cstheme="minorHAnsi" w:hint="eastAsia"/>
+          <w:sz w:val="28"/>
+          <w:szCs w:val="28"/>
+        </w:rPr>
+        <w:t>按在終端中開啟，輸入p</w:t>
       </w:r>
       <w:r>
         <w:rPr>
@@ -4857,7 +4978,25 @@
           <w:sz w:val="28"/>
           <w:szCs w:val="28"/>
         </w:rPr>
-        <w:t>資料夾底下的圖片，並輸出對每個圖片進行</w:t>
+        <w:t>資料夾底下的圖片，並輸出對每</w:t>
+      </w:r>
+      <w:proofErr w:type="gramStart"/>
+      <w:r>
+        <w:rPr>
+          <w:rFonts w:ascii="標楷體" w:eastAsia="標楷體" w:hAnsi="標楷體" w:cstheme="minorHAnsi" w:hint="eastAsia"/>
+          <w:sz w:val="28"/>
+          <w:szCs w:val="28"/>
+        </w:rPr>
+        <w:t>個</w:t>
+      </w:r>
+      <w:proofErr w:type="gramEnd"/>
+      <w:r>
+        <w:rPr>
+          <w:rFonts w:ascii="標楷體" w:eastAsia="標楷體" w:hAnsi="標楷體" w:cstheme="minorHAnsi" w:hint="eastAsia"/>
+          <w:sz w:val="28"/>
+          <w:szCs w:val="28"/>
+        </w:rPr>
+        <w:t>圖片進行</w:t>
       </w:r>
       <w:r>
         <w:rPr>
@@ -5048,6 +5187,7 @@
       <w:r>
         <w:rPr>
           <w:rFonts w:ascii="標楷體" w:eastAsia="標楷體" w:hAnsi="標楷體" w:cstheme="minorHAnsi"/>
+          <w:noProof/>
           <w:sz w:val="28"/>
           <w:szCs w:val="28"/>
         </w:rPr>
@@ -5170,6 +5310,7 @@
       <w:r>
         <w:rPr>
           <w:rFonts w:ascii="標楷體" w:eastAsia="標楷體" w:hAnsi="標楷體" w:cstheme="minorHAnsi"/>
+          <w:noProof/>
           <w:sz w:val="28"/>
           <w:szCs w:val="28"/>
         </w:rPr>
@@ -5235,15 +5376,7 @@
           <w:sz w:val="28"/>
           <w:szCs w:val="28"/>
         </w:rPr>
-        <w:t>1</w:t>
-      </w:r>
-      <w:r>
-        <w:rPr>
-          <w:rFonts w:ascii="標楷體" w:eastAsia="標楷體" w:hAnsi="標楷體" w:cstheme="minorHAnsi"/>
-          <w:sz w:val="28"/>
-          <w:szCs w:val="28"/>
-        </w:rPr>
-        <w:t>2</w:t>
+        <w:t>12</w:t>
       </w:r>
       <w:r>
         <w:rPr>
@@ -5259,23 +5392,7 @@
           <w:sz w:val="28"/>
           <w:szCs w:val="28"/>
         </w:rPr>
-        <w:t>image</w:t>
-      </w:r>
-      <w:r>
-        <w:rPr>
-          <w:rFonts w:ascii="標楷體" w:eastAsia="標楷體" w:hAnsi="標楷體" w:cstheme="minorHAnsi"/>
-          <w:sz w:val="28"/>
-          <w:szCs w:val="28"/>
-        </w:rPr>
-        <w:t>2</w:t>
-      </w:r>
-      <w:r>
-        <w:rPr>
-          <w:rFonts w:ascii="標楷體" w:eastAsia="標楷體" w:hAnsi="標楷體" w:cstheme="minorHAnsi"/>
-          <w:sz w:val="28"/>
-          <w:szCs w:val="28"/>
-        </w:rPr>
-        <w:t>.jpg</w:t>
+        <w:t>image2.jpg</w:t>
       </w:r>
       <w:r>
         <w:rPr>
@@ -5307,6 +5424,7 @@
       <w:r>
         <w:rPr>
           <w:rFonts w:ascii="標楷體" w:eastAsia="標楷體" w:hAnsi="標楷體" w:cstheme="minorHAnsi"/>
+          <w:noProof/>
           <w:sz w:val="28"/>
           <w:szCs w:val="28"/>
         </w:rPr>
@@ -5353,7 +5471,7 @@
         <w:pStyle w:val="a4"/>
         <w:ind w:leftChars="0" w:firstLine="480"/>
         <w:rPr>
-          <w:rFonts w:ascii="標楷體" w:eastAsia="標楷體" w:hAnsi="標楷體" w:cstheme="minorHAnsi" w:hint="eastAsia"/>
+          <w:rFonts w:ascii="標楷體" w:eastAsia="標楷體" w:hAnsi="標楷體" w:cstheme="minorHAnsi"/>
           <w:sz w:val="28"/>
           <w:szCs w:val="28"/>
         </w:rPr>
@@ -5372,15 +5490,7 @@
           <w:sz w:val="28"/>
           <w:szCs w:val="28"/>
         </w:rPr>
-        <w:t>1</w:t>
-      </w:r>
-      <w:r>
-        <w:rPr>
-          <w:rFonts w:ascii="標楷體" w:eastAsia="標楷體" w:hAnsi="標楷體" w:cstheme="minorHAnsi"/>
-          <w:sz w:val="28"/>
-          <w:szCs w:val="28"/>
-        </w:rPr>
-        <w:t>3</w:t>
+        <w:t>13</w:t>
       </w:r>
       <w:r>
         <w:rPr>
@@ -5396,23 +5506,7 @@
           <w:sz w:val="28"/>
           <w:szCs w:val="28"/>
         </w:rPr>
-        <w:t>image</w:t>
-      </w:r>
-      <w:r>
-        <w:rPr>
-          <w:rFonts w:ascii="標楷體" w:eastAsia="標楷體" w:hAnsi="標楷體" w:cstheme="minorHAnsi"/>
-          <w:sz w:val="28"/>
-          <w:szCs w:val="28"/>
-        </w:rPr>
-        <w:t>3</w:t>
-      </w:r>
-      <w:r>
-        <w:rPr>
-          <w:rFonts w:ascii="標楷體" w:eastAsia="標楷體" w:hAnsi="標楷體" w:cstheme="minorHAnsi"/>
-          <w:sz w:val="28"/>
-          <w:szCs w:val="28"/>
-        </w:rPr>
-        <w:t>.jpg</w:t>
+        <w:t>image3.jpg</w:t>
       </w:r>
       <w:r>
         <w:rPr>
@@ -5487,10 +5581,10 @@
           <w:szCs w:val="28"/>
         </w:rPr>
         <w:drawing>
-          <wp:inline distT="0" distB="0" distL="0" distR="0" wp14:anchorId="4809E852" wp14:editId="5CD5038A">
-            <wp:extent cx="5274310" cy="2720340"/>
+          <wp:inline distT="0" distB="0" distL="0" distR="0" wp14:anchorId="3A14A9A5" wp14:editId="40D1E7C4">
+            <wp:extent cx="5274310" cy="1863090"/>
             <wp:effectExtent l="0" t="0" r="2540" b="3810"/>
-            <wp:docPr id="27" name="圖片 27"/>
+            <wp:docPr id="2" name="圖片 2"/>
             <wp:cNvGraphicFramePr>
               <a:graphicFrameLocks xmlns:a="http://schemas.openxmlformats.org/drawingml/2006/main" noChangeAspect="1"/>
             </wp:cNvGraphicFramePr>
@@ -5510,7 +5604,7 @@
                   <pic:spPr>
                     <a:xfrm>
                       <a:off x="0" y="0"/>
-                      <a:ext cx="5087388" cy="2623931"/>
+                      <a:ext cx="5274310" cy="1863090"/>
                     </a:xfrm>
                     <a:prstGeom prst="rect">
                       <a:avLst/>
@@ -5548,15 +5642,7 @@
           <w:sz w:val="28"/>
           <w:szCs w:val="28"/>
         </w:rPr>
-        <w:t>1</w:t>
-      </w:r>
-      <w:r>
-        <w:rPr>
-          <w:rFonts w:ascii="標楷體" w:eastAsia="標楷體" w:hAnsi="標楷體" w:cstheme="minorHAnsi"/>
-          <w:sz w:val="28"/>
-          <w:szCs w:val="28"/>
-        </w:rPr>
-        <w:t>4</w:t>
+        <w:t>14</w:t>
       </w:r>
       <w:r>
         <w:rPr>
@@ -5623,12 +5709,11 @@
           <w:sz w:val="28"/>
           <w:szCs w:val="28"/>
         </w:rPr>
-        <w:lastRenderedPageBreak/>
         <w:drawing>
-          <wp:inline distT="0" distB="0" distL="0" distR="0" wp14:anchorId="070E6783" wp14:editId="09D87CAC">
-            <wp:extent cx="5274310" cy="2736850"/>
-            <wp:effectExtent l="0" t="0" r="2540" b="6350"/>
-            <wp:docPr id="29" name="圖片 29"/>
+          <wp:inline distT="0" distB="0" distL="0" distR="0" wp14:anchorId="55DE8515" wp14:editId="0BF1DA14">
+            <wp:extent cx="5274310" cy="1854200"/>
+            <wp:effectExtent l="0" t="0" r="2540" b="0"/>
+            <wp:docPr id="3" name="圖片 3"/>
             <wp:cNvGraphicFramePr>
               <a:graphicFrameLocks xmlns:a="http://schemas.openxmlformats.org/drawingml/2006/main" noChangeAspect="1"/>
             </wp:cNvGraphicFramePr>
@@ -5648,7 +5733,7 @@
                   <pic:spPr>
                     <a:xfrm>
                       <a:off x="0" y="0"/>
-                      <a:ext cx="5274310" cy="2736850"/>
+                      <a:ext cx="5274310" cy="1854200"/>
                     </a:xfrm>
                     <a:prstGeom prst="rect">
                       <a:avLst/>
@@ -5678,6 +5763,7 @@
           <w:sz w:val="28"/>
           <w:szCs w:val="28"/>
         </w:rPr>
+        <w:lastRenderedPageBreak/>
         <w:t>圖(</w:t>
       </w:r>
       <w:r>
@@ -5686,15 +5772,7 @@
           <w:sz w:val="28"/>
           <w:szCs w:val="28"/>
         </w:rPr>
-        <w:t>1</w:t>
-      </w:r>
-      <w:r>
-        <w:rPr>
-          <w:rFonts w:ascii="標楷體" w:eastAsia="標楷體" w:hAnsi="標楷體" w:cstheme="minorHAnsi"/>
-          <w:sz w:val="28"/>
-          <w:szCs w:val="28"/>
-        </w:rPr>
-        <w:t>5</w:t>
+        <w:t>15</w:t>
       </w:r>
       <w:r>
         <w:rPr>
@@ -5710,23 +5788,7 @@
           <w:sz w:val="28"/>
           <w:szCs w:val="28"/>
         </w:rPr>
-        <w:t>image</w:t>
-      </w:r>
-      <w:r>
-        <w:rPr>
-          <w:rFonts w:ascii="標楷體" w:eastAsia="標楷體" w:hAnsi="標楷體" w:cstheme="minorHAnsi"/>
-          <w:sz w:val="28"/>
-          <w:szCs w:val="28"/>
-        </w:rPr>
-        <w:t>2</w:t>
-      </w:r>
-      <w:r>
-        <w:rPr>
-          <w:rFonts w:ascii="標楷體" w:eastAsia="標楷體" w:hAnsi="標楷體" w:cstheme="minorHAnsi"/>
-          <w:sz w:val="28"/>
-          <w:szCs w:val="28"/>
-        </w:rPr>
-        <w:t>.jpg</w:t>
+        <w:t>image2.jpg</w:t>
       </w:r>
       <w:r>
         <w:rPr>
@@ -5778,10 +5840,10 @@
           <w:szCs w:val="28"/>
         </w:rPr>
         <w:drawing>
-          <wp:inline distT="0" distB="0" distL="0" distR="0" wp14:anchorId="0948A999" wp14:editId="4799551E">
-            <wp:extent cx="5274310" cy="3388995"/>
-            <wp:effectExtent l="0" t="0" r="2540" b="1905"/>
-            <wp:docPr id="31" name="圖片 31"/>
+          <wp:inline distT="0" distB="0" distL="0" distR="0" wp14:anchorId="5AF46799" wp14:editId="7BC3D33F">
+            <wp:extent cx="5274310" cy="2146935"/>
+            <wp:effectExtent l="0" t="0" r="2540" b="5715"/>
+            <wp:docPr id="4" name="圖片 4"/>
             <wp:cNvGraphicFramePr>
               <a:graphicFrameLocks xmlns:a="http://schemas.openxmlformats.org/drawingml/2006/main" noChangeAspect="1"/>
             </wp:cNvGraphicFramePr>
@@ -5801,7 +5863,7 @@
                   <pic:spPr>
                     <a:xfrm>
                       <a:off x="0" y="0"/>
-                      <a:ext cx="5274310" cy="3388995"/>
+                      <a:ext cx="5274310" cy="2146935"/>
                     </a:xfrm>
                     <a:prstGeom prst="rect">
                       <a:avLst/>
@@ -5819,7 +5881,7 @@
         <w:pStyle w:val="a4"/>
         <w:ind w:leftChars="0" w:firstLine="480"/>
         <w:rPr>
-          <w:rFonts w:ascii="標楷體" w:eastAsia="標楷體" w:hAnsi="標楷體" w:cstheme="minorHAnsi" w:hint="eastAsia"/>
+          <w:rFonts w:ascii="標楷體" w:eastAsia="標楷體" w:hAnsi="標楷體" w:cstheme="minorHAnsi"/>
           <w:sz w:val="28"/>
           <w:szCs w:val="28"/>
         </w:rPr>
@@ -5838,15 +5900,7 @@
           <w:sz w:val="28"/>
           <w:szCs w:val="28"/>
         </w:rPr>
-        <w:t>1</w:t>
-      </w:r>
-      <w:r>
-        <w:rPr>
-          <w:rFonts w:ascii="標楷體" w:eastAsia="標楷體" w:hAnsi="標楷體" w:cstheme="minorHAnsi"/>
-          <w:sz w:val="28"/>
-          <w:szCs w:val="28"/>
-        </w:rPr>
-        <w:t>6</w:t>
+        <w:t>16</w:t>
       </w:r>
       <w:r>
         <w:rPr>
@@ -5862,23 +5916,7 @@
           <w:sz w:val="28"/>
           <w:szCs w:val="28"/>
         </w:rPr>
-        <w:t>image</w:t>
-      </w:r>
-      <w:r>
-        <w:rPr>
-          <w:rFonts w:ascii="標楷體" w:eastAsia="標楷體" w:hAnsi="標楷體" w:cstheme="minorHAnsi"/>
-          <w:sz w:val="28"/>
-          <w:szCs w:val="28"/>
-        </w:rPr>
-        <w:t>3</w:t>
-      </w:r>
-      <w:r>
-        <w:rPr>
-          <w:rFonts w:ascii="標楷體" w:eastAsia="標楷體" w:hAnsi="標楷體" w:cstheme="minorHAnsi"/>
-          <w:sz w:val="28"/>
-          <w:szCs w:val="28"/>
-        </w:rPr>
-        <w:t>.jpg</w:t>
+        <w:t>image3.jpg</w:t>
       </w:r>
       <w:r>
         <w:rPr>
@@ -5919,7 +5957,7 @@
         <w:ind w:leftChars="0" w:firstLine="480"/>
         <w:jc w:val="center"/>
         <w:rPr>
-          <w:rFonts w:ascii="標楷體" w:eastAsia="標楷體" w:hAnsi="標楷體" w:cstheme="minorHAnsi" w:hint="eastAsia"/>
+          <w:rFonts w:ascii="標楷體" w:eastAsia="標楷體" w:hAnsi="標楷體" w:cstheme="minorHAnsi"/>
           <w:sz w:val="28"/>
           <w:szCs w:val="28"/>
         </w:rPr>
@@ -5951,7 +5989,7 @@
     <w:p>
       <w:pPr>
         <w:rPr>
-          <w:rFonts w:ascii="標楷體" w:eastAsia="標楷體" w:hAnsi="標楷體" w:cstheme="minorHAnsi" w:hint="eastAsia"/>
+          <w:rFonts w:ascii="標楷體" w:eastAsia="標楷體" w:hAnsi="標楷體" w:cstheme="minorHAnsi"/>
           <w:sz w:val="28"/>
           <w:szCs w:val="28"/>
         </w:rPr>
@@ -6018,7 +6056,16 @@
           <w:sz w:val="28"/>
           <w:szCs w:val="28"/>
         </w:rPr>
-        <w:t>因為結合了許多技術，因此在實作上較為困難，又因網路上大部分都為呼叫o</w:t>
+        <w:t>因為結合了許多技術，因此在實作上較為困難，又因網路上大部分都為呼叫</w:t>
+      </w:r>
+      <w:proofErr w:type="spellStart"/>
+      <w:r>
+        <w:rPr>
+          <w:rFonts w:ascii="標楷體" w:eastAsia="標楷體" w:hAnsi="標楷體" w:cstheme="minorHAnsi" w:hint="eastAsia"/>
+          <w:sz w:val="28"/>
+          <w:szCs w:val="28"/>
+        </w:rPr>
+        <w:t>o</w:t>
       </w:r>
       <w:r>
         <w:rPr>
@@ -6028,6 +6075,7 @@
         </w:rPr>
         <w:t>pencv</w:t>
       </w:r>
+      <w:proofErr w:type="spellEnd"/>
       <w:r>
         <w:rPr>
           <w:rFonts w:ascii="標楷體" w:eastAsia="標楷體" w:hAnsi="標楷體" w:cstheme="minorHAnsi" w:hint="eastAsia"/>
@@ -6148,13 +6196,23 @@
         </w:rPr>
         <w:t>igh threshold</w:t>
       </w:r>
-      <w:r>
-        <w:rPr>
-          <w:rFonts w:ascii="標楷體" w:eastAsia="標楷體" w:hAnsi="標楷體" w:cstheme="minorHAnsi" w:hint="eastAsia"/>
-          <w:sz w:val="28"/>
-          <w:szCs w:val="28"/>
-        </w:rPr>
-        <w:t>間才會這樣。也因此在這次作業時學到了許多!</w:t>
+      <w:proofErr w:type="gramStart"/>
+      <w:r>
+        <w:rPr>
+          <w:rFonts w:ascii="標楷體" w:eastAsia="標楷體" w:hAnsi="標楷體" w:cstheme="minorHAnsi" w:hint="eastAsia"/>
+          <w:sz w:val="28"/>
+          <w:szCs w:val="28"/>
+        </w:rPr>
+        <w:t>間才會</w:t>
+      </w:r>
+      <w:proofErr w:type="gramEnd"/>
+      <w:r>
+        <w:rPr>
+          <w:rFonts w:ascii="標楷體" w:eastAsia="標楷體" w:hAnsi="標楷體" w:cstheme="minorHAnsi" w:hint="eastAsia"/>
+          <w:sz w:val="28"/>
+          <w:szCs w:val="28"/>
+        </w:rPr>
+        <w:t>這樣。也因此在這次作業時學到了許多!</w:t>
       </w:r>
     </w:p>
     <w:p>
@@ -6262,11 +6320,6 @@
       </w:r>
     </w:p>
     <w:p>
-      <w:pPr>
-        <w:rPr>
-          <w:rFonts w:hint="eastAsia"/>
-        </w:rPr>
-      </w:pPr>
       <w:hyperlink r:id="rId28" w:history="1">
         <w:r>
           <w:rPr>
@@ -7822,6 +7875,7 @@
   <w:style w:type="character" w:default="1" w:styleId="a0">
     <w:name w:val="Default Paragraph Font"/>
     <w:uiPriority w:val="1"/>
+    <w:semiHidden/>
     <w:unhideWhenUsed/>
   </w:style>
   <w:style w:type="table" w:default="1" w:styleId="a1">
